--- a/Reportes Lecturas/Reporte 2 - How I'd Learn Machine Learning in 2026.docx
+++ b/Reportes Lecturas/Reporte 2 - How I'd Learn Machine Learning in 2026.docx
@@ -48,9 +48,15 @@
     </w:p>
     <w:p>
       <w:pPr>
-        <w:rPr>
-          <w:lang w:val="en-US"/>
-        </w:rPr>
+        <w:jc w:val="center"/>
+      </w:pPr>
+      <w:r>
+        <w:t>Sebastián Aguilar Benavides</w:t>
+      </w:r>
+    </w:p>
+    <w:p>
+      <w:pPr>
+        <w:jc w:val="center"/>
       </w:pPr>
     </w:p>
     <w:p>
